--- a/docs/Colvio_Training_Guide_EN.docx
+++ b/docs/Colvio_Training_Guide_EN.docx
@@ -235,7 +235,7 @@
                 <w:sz w:val="22"/>
                 <w:szCs w:val="22"/>
               </w:rPr>
-              <w:t xml:space="preserve">3,741</w:t>
+              <w:t xml:space="preserve">3,758</w:t>
             </w:r>
           </w:p>
         </w:tc>

--- a/docs/Colvio_Training_Guide_EN.docx
+++ b/docs/Colvio_Training_Guide_EN.docx
@@ -99,7 +99,7 @@
           <w:sz w:val="22"/>
           <w:szCs w:val="22"/>
         </w:rPr>
-        <w:t xml:space="preserve">Version 1.5 — March 2026</w:t>
+        <w:t xml:space="preserve">Version 1.6 — March 2026</w:t>
       </w:r>
     </w:p>
     <w:tbl>
@@ -235,7 +235,7 @@
                 <w:sz w:val="22"/>
                 <w:szCs w:val="22"/>
               </w:rPr>
-              <w:t xml:space="preserve">3,758</w:t>
+              <w:t xml:space="preserve">4,290</w:t>
             </w:r>
           </w:p>
         </w:tc>

--- a/docs/Colvio_Training_Guide_EN.docx
+++ b/docs/Colvio_Training_Guide_EN.docx
@@ -63,7 +63,7 @@
           <w:sz w:val="22"/>
           <w:szCs w:val="22"/>
         </w:rPr>
-        <w:t xml:space="preserve">v1.10.26  ·  June 2026</w:t>
+        <w:t xml:space="preserve">v1.11.7  ·  June 2026</w:t>
       </w:r>
     </w:p>
     <w:p>
@@ -199,10 +199,10 @@
           <w:b/>
           <w:bCs/>
         </w:rPr>
-        <w:t xml:space="preserve">12 modules</w:t>
-      </w:r>
-      <w:r>
-        <w:t xml:space="preserve"> covering exploration, data loading, API testing and auditing.</w:t>
+        <w:t xml:space="preserve">14 modules</w:t>
+      </w:r>
+      <w:r>
+        <w:t xml:space="preserve"> covering exploration, restore, data loading, API testing and auditing.</w:t>
       </w:r>
     </w:p>
     <w:p>
@@ -233,7 +233,7 @@
       <w:r>
         <w:drawing>
           <wp:inline distT="0" distB="0" distL="0" distR="0">
-            <wp:extent cx="5905500" cy="3028950"/>
+            <wp:extent cx="5905500" cy="3362325"/>
             <wp:effectExtent t="0" r="0" b="0" l="0"/>
             <wp:docPr id="1" name="modules.png" descr="Colvio modules" title="Colvio modules"/>
             <wp:cNvGraphicFramePr>
@@ -258,7 +258,7 @@
                   <pic:spPr bwMode="auto">
                     <a:xfrm>
                       <a:off x="0" y="0"/>
-                      <a:ext cx="5905500" cy="3028950"/>
+                      <a:ext cx="5905500" cy="3362325"/>
                     </a:xfrm>
                     <a:prstGeom prst="rect">
                       <a:avLst/>
@@ -2671,6 +2671,176 @@
         <w:pStyle w:val="Heading1"/>
       </w:pPr>
       <w:r>
+        <w:t xml:space="preserve">6b. Safety net &amp; new modules</w:t>
+      </w:r>
+    </w:p>
+    <w:p>
+      <w:pPr>
+        <w:pStyle w:val="Heading2"/>
+      </w:pPr>
+      <w:r>
+        <w:t xml:space="preserve">Dry run, Rollback, Delta</w:t>
+      </w:r>
+    </w:p>
+    <w:p>
+      <w:pPr>
+        <w:spacing w:after="120"/>
+      </w:pPr>
+      <w:r>
+        <w:t xml:space="preserve">Before a risky load: </w:t>
+      </w:r>
+      <w:r>
+        <w:rPr>
+          <w:b/>
+          <w:bCs/>
+        </w:rPr>
+        <w:t xml:space="preserve">Dry run</w:t>
+      </w:r>
+      <w:r>
+        <w:t xml:space="preserve"> simulates the whole import with zero writes and reports row by row what a real run would do. After a create run: </w:t>
+      </w:r>
+      <w:r>
+        <w:rPr>
+          <w:b/>
+          <w:bCs/>
+        </w:rPr>
+        <w:t xml:space="preserve">Rollback</w:t>
+      </w:r>
+      <w:r>
+        <w:t xml:space="preserve"> deletes exactly the records that run created (GUIDs captured from the batch responses), typed confirmation. On recurring syncs: </w:t>
+      </w:r>
+      <w:r>
+        <w:rPr>
+          <w:b/>
+          <w:bCs/>
+        </w:rPr>
+        <w:t xml:space="preserve">Delta mode</w:t>
+      </w:r>
+      <w:r>
+        <w:t xml:space="preserve"> reads current values first and only sends the fields that actually changed — unchanged rows are skipped (UNCHANGED status).</w:t>
+      </w:r>
+    </w:p>
+    <w:p>
+      <w:pPr>
+        <w:pStyle w:val="Heading2"/>
+      </w:pPr>
+      <w:r>
+        <w:t xml:space="preserve">Recycle Bin</w:t>
+      </w:r>
+    </w:p>
+    <w:p>
+      <w:pPr>
+        <w:spacing w:after="120"/>
+      </w:pPr>
+      <w:r>
+        <w:t xml:space="preserve">Lists and </w:t>
+      </w:r>
+      <w:r>
+        <w:rPr>
+          <w:b/>
+          <w:bCs/>
+        </w:rPr>
+        <w:t xml:space="preserve">restores deleted records</w:t>
+      </w:r>
+      <w:r>
+        <w:t xml:space="preserve"> (true server-side restore, original values) when the org-level Keep-deleted-records setting is on (1-30 day retention). Microsoft limitations are shown in the module: pre-enablement deletes, virtual/elastic/solution tables, tables with more than 600 columns, cascade ordering, key conflicts.</w:t>
+      </w:r>
+    </w:p>
+    <w:p>
+      <w:pPr>
+        <w:pStyle w:val="Heading2"/>
+      </w:pPr>
+      <w:r>
+        <w:t xml:space="preserve">Record change history</w:t>
+      </w:r>
+    </w:p>
+    <w:p>
+      <w:pPr>
+        <w:spacing w:after="120"/>
+      </w:pPr>
+      <w:r>
+        <w:t xml:space="preserve">In Show All Data, every record gets a </w:t>
+      </w:r>
+      <w:r>
+        <w:rPr>
+          <w:b/>
+          <w:bCs/>
+        </w:rPr>
+        <w:t xml:space="preserve">History</w:t>
+      </w:r>
+      <w:r>
+        <w:t xml:space="preserve"> panel: the audit timeline (who, when, action) and a field-level diff (old → new). Requires auditing enabled (org + table).</w:t>
+      </w:r>
+    </w:p>
+    <w:p>
+      <w:pPr>
+        <w:pStyle w:val="Heading2"/>
+      </w:pPr>
+      <w:r>
+        <w:t xml:space="preserve">System Ops</w:t>
+      </w:r>
+    </w:p>
+    <w:p>
+      <w:pPr>
+        <w:spacing w:after="120"/>
+      </w:pPr>
+      <w:r>
+        <w:rPr>
+          <w:b/>
+          <w:bCs/>
+        </w:rPr>
+        <w:t xml:space="preserve">System Jobs</w:t>
+      </w:r>
+      <w:r>
+        <w:t xml:space="preserve">: quick filters (failed, waiting, in progress), bulk cancel/resume for admins — platform-maintenance jobs cannot be cancelled. </w:t>
+      </w:r>
+      <w:r>
+        <w:rPr>
+          <w:b/>
+          <w:bCs/>
+        </w:rPr>
+        <w:t xml:space="preserve">Plugin Traces</w:t>
+      </w:r>
+      <w:r>
+        <w:t xml:space="preserve">: exceptions highlighted, full trace text (10 KB cap), CSV export; ~24h auto-purge.</w:t>
+      </w:r>
+    </w:p>
+    <w:p>
+      <w:pPr>
+        <w:pStyle w:val="Heading2"/>
+      </w:pPr>
+      <w:r>
+        <w:t xml:space="preserve">Schema snapshot &amp; diff</w:t>
+      </w:r>
+    </w:p>
+    <w:p>
+      <w:pPr>
+        <w:spacing w:after="120"/>
+      </w:pPr>
+      <w:r>
+        <w:t xml:space="preserve">In the Metadata Browser (⇄ button): export the schema as JSON on one org, load it on another, and get a </w:t>
+      </w:r>
+      <w:r>
+        <w:rPr>
+          <w:b/>
+          <w:bCs/>
+        </w:rPr>
+        <w:t xml:space="preserve">ranked diff</w:t>
+      </w:r>
+      <w:r>
+        <w:t xml:space="preserve"> (missing tables/columns, type mismatches) with CSV export — ideal before a DEV → UAT → PROD deployment.</w:t>
+      </w:r>
+    </w:p>
+    <w:p>
+      <w:r>
+        <w:br w:type="page"/>
+      </w:r>
+    </w:p>
+    <w:p>
+      <w:pPr>
+        <w:pStyle w:val="Heading1"/>
+      </w:pPr>
+      <w:r>
         <w:t xml:space="preserve">7. Modeling: schema, relationships, solutions, translations</w:t>
       </w:r>
     </w:p>
@@ -3907,7 +4077,7 @@
         <w:sz w:val="17"/>
         <w:szCs w:val="17"/>
       </w:rPr>
-      <w:t xml:space="preserve">Colvio v1.10.26 — Training Guide  —  </w:t>
+      <w:t xml:space="preserve">Colvio v1.11.7 — Training Guide  —  </w:t>
     </w:r>
     <w:r>
       <w:rPr>

--- a/docs/Colvio_Training_Guide_EN.docx
+++ b/docs/Colvio_Training_Guide_EN.docx
@@ -63,7 +63,7 @@
           <w:sz w:val="22"/>
           <w:szCs w:val="22"/>
         </w:rPr>
-        <w:t xml:space="preserve">v1.11.7  ·  June 2026</w:t>
+        <w:t xml:space="preserve">v1.11.154  ·  August 2026</w:t>
       </w:r>
     </w:p>
     <w:p>
@@ -285,7 +285,7 @@
           <w:sz w:val="20"/>
           <w:szCs w:val="20"/>
         </w:rPr>
-        <w:t xml:space="preserve">💡 Recommended screenshot here: the Colvio sidebar with all 12 tabs, on your demo org.</w:t>
+        <w:t xml:space="preserve">💡 Recommended screenshot here: the Colvio sidebar with all 19 tabs, on your demo org.</w:t>
       </w:r>
     </w:p>
     <w:p>
@@ -4077,7 +4077,7 @@
         <w:sz w:val="17"/>
         <w:szCs w:val="17"/>
       </w:rPr>
-      <w:t xml:space="preserve">Colvio v1.11.7 — Training Guide  —  </w:t>
+      <w:t xml:space="preserve">Colvio v1.11.154 — Training Guide  —  </w:t>
     </w:r>
     <w:r>
       <w:rPr>
